--- a/templates/biomedicina/modelo_termo_biomedicina_automatizado.docx
+++ b/templates/biomedicina/modelo_termo_biomedicina_automatizado.docx
@@ -1017,15 +1017,19 @@
       </w:pPr>
       <w:r>
         <w:rPr>
-          <w:rFonts w:ascii="Arial" w:eastAsia="Arial" w:hAnsi="Arial" w:cs="Arial"/>
-        </w:rPr>
-        <w:t xml:space="preserve">EMPRESA SEGURADORA: </w:t>
-      </w:r>
-      <w:r>
-        <w:rPr>
-          <w:rFonts w:ascii="Arial" w:eastAsia="Arial" w:hAnsi="Arial" w:cs="Arial"/>
-        </w:rPr>
-        <w:t>{{SEGURADORA}}</w:t>
+          <w:rFonts w:ascii="Times New Roman" w:hAnsi="Times New Roman"/>
+          <w:b/>
+          <w:sz w:val="24"/>
+        </w:rPr>
+        <w:t>EMPRESA SEGURADORA:</w:t>
+      </w:r>
+      <w:r>
+        <w:rPr>
+          <w:rFonts w:ascii="Times New Roman" w:hAnsi="Times New Roman"/>
+          <w:b w:val="0"/>
+          <w:sz w:val="24"/>
+        </w:rPr>
+        <w:t xml:space="preserve"> {{SEGURADORA}}</w:t>
       </w:r>
     </w:p>
     <w:p>
@@ -2002,22 +2006,34 @@
       <w:fldChar w:fldCharType="begin"/>
     </w:r>
     <w:r>
-      <w:instrText>PAGE</w:instrText>
+      <w:instrText xml:space="preserve">PAGE</w:instrText>
     </w:r>
     <w:r>
       <w:fldChar w:fldCharType="separate"/>
     </w:r>
     <w:r>
-      <w:rPr>
-        <w:noProof/>
-      </w:rPr>
       <w:t>1</w:t>
     </w:r>
     <w:r>
       <w:fldChar w:fldCharType="end"/>
     </w:r>
     <w:r>
-      <w:t xml:space="preserve"> de 4</w:t>
+      <w:t xml:space="preserve"> de </w:t>
+    </w:r>
+    <w:r>
+      <w:fldChar w:fldCharType="begin"/>
+    </w:r>
+    <w:r>
+      <w:instrText xml:space="preserve">NUMPAGES</w:instrText>
+    </w:r>
+    <w:r>
+      <w:fldChar w:fldCharType="separate"/>
+    </w:r>
+    <w:r>
+      <w:t>1</w:t>
+    </w:r>
+    <w:r>
+      <w:fldChar w:fldCharType="end"/>
     </w:r>
   </w:p>
 </w:ftr>

--- a/templates/biomedicina/modelo_termo_biomedicina_automatizado.docx
+++ b/templates/biomedicina/modelo_termo_biomedicina_automatizado.docx
@@ -57,14 +57,7 @@
           <w:rFonts w:ascii="Arial" w:eastAsia="Arial" w:hAnsi="Arial" w:cs="Arial"/>
           <w:color w:val="000000"/>
         </w:rPr>
-        <w:t xml:space="preserve">, a empresa </w:t>
-      </w:r>
-      <w:r>
-        <w:rPr>
-          <w:rFonts w:ascii="Arial" w:eastAsia="Arial" w:hAnsi="Arial" w:cs="Arial"/>
-          <w:color w:val="000000"/>
-        </w:rPr>
-        <w:t>{{EMPRESA}}</w:t>
+        <w:t>, a empresa {{EMPRESA}}</w:t>
       </w:r>
       <w:r>
         <w:rPr>
@@ -99,32 +92,394 @@
         <w:rPr>
           <w:rFonts w:ascii="Arial" w:eastAsia="Arial" w:hAnsi="Arial" w:cs="Arial"/>
         </w:rPr>
+        <w:t xml:space="preserve"> {{ENDERECO_EMPRESA}}, {{BAIRRO_EMPRESA}}</w:t>
+      </w:r>
+      <w:r>
+        <w:rPr>
+          <w:rFonts w:ascii="Arial" w:eastAsia="Arial" w:hAnsi="Arial" w:cs="Arial"/>
+          <w:color w:val="000000"/>
+        </w:rPr>
+        <w:t>, {{CIDADE_EMPRESA}} – SP, inscrita no CNPJ nº {{CNPJ}}, cujo ramo de atividade</w:t>
+      </w:r>
+      <w:r>
+        <w:rPr>
+          <w:rFonts w:ascii="Arial" w:eastAsia="Arial" w:hAnsi="Arial" w:cs="Arial"/>
+        </w:rPr>
+        <w:t xml:space="preserve"> é {{RAMO_EMPRESA}},</w:t>
+      </w:r>
+      <w:r>
+        <w:rPr>
+          <w:rFonts w:ascii="Arial" w:eastAsia="Arial" w:hAnsi="Arial" w:cs="Arial"/>
+          <w:color w:val="000000"/>
+        </w:rPr>
+        <w:t xml:space="preserve"> representada neste </w:t>
+      </w:r>
+      <w:r>
+        <w:rPr>
+          <w:rFonts w:ascii="Arial" w:eastAsia="Arial" w:hAnsi="Arial" w:cs="Arial"/>
+        </w:rPr>
+        <w:t>documento</w:t>
+      </w:r>
+      <w:r>
+        <w:rPr>
+          <w:rFonts w:ascii="Arial" w:eastAsia="Arial" w:hAnsi="Arial" w:cs="Arial"/>
+          <w:color w:val="000000"/>
+        </w:rPr>
+        <w:t xml:space="preserve"> por </w:t>
+      </w:r>
+      <w:r>
+        <w:rPr>
+          <w:rFonts w:ascii="Arial" w:eastAsia="Arial" w:hAnsi="Arial" w:cs="Arial"/>
+        </w:rPr>
+        <w:t>{{NOME_RT}}</w:t>
+      </w:r>
+      <w:r>
+        <w:rPr>
+          <w:rFonts w:ascii="Arial" w:eastAsia="Arial" w:hAnsi="Arial" w:cs="Arial"/>
+          <w:color w:val="000000"/>
+        </w:rPr>
+        <w:t xml:space="preserve">, que exerce a função/cargo de </w:t>
+      </w:r>
+      <w:r>
+        <w:rPr>
+          <w:rFonts w:ascii="Arial" w:eastAsia="Arial" w:hAnsi="Arial" w:cs="Arial"/>
+        </w:rPr>
+        <w:t>Biomédica</w:t>
+      </w:r>
+      <w:r>
+        <w:rPr>
+          <w:rFonts w:ascii="Arial" w:eastAsia="Arial" w:hAnsi="Arial" w:cs="Arial"/>
+          <w:color w:val="000000"/>
+        </w:rPr>
+        <w:t xml:space="preserve"> e, do outro lado, </w:t>
+      </w:r>
+      <w:r>
+        <w:rPr>
+          <w:rFonts w:ascii="Arial" w:eastAsia="Arial" w:hAnsi="Arial" w:cs="Arial"/>
+          <w:b/>
+          <w:bCs/>
+          <w:highlight w:val="white"/>
+        </w:rPr>
+        <w:t xml:space="preserve">O(A) ALUNO(A) </w:t>
+      </w:r>
+      <w:r>
+        <w:rPr>
+          <w:rFonts w:ascii="Arial" w:eastAsia="Arial" w:hAnsi="Arial" w:cs="Arial"/>
+        </w:rPr>
+        <w:t>{{NOME_ALUNO}},</w:t>
+      </w:r>
+      <w:r>
+        <w:rPr>
+          <w:rFonts w:ascii="Arial" w:eastAsia="Arial" w:hAnsi="Arial" w:cs="Arial"/>
+          <w:color w:val="000000"/>
+        </w:rPr>
+        <w:t xml:space="preserve"> portador(a) da Cédula de Identidade RG nº</w:t>
+      </w:r>
+      <w:r>
+        <w:rPr>
+          <w:rFonts w:ascii="Arial" w:eastAsia="Arial" w:hAnsi="Arial" w:cs="Arial"/>
+        </w:rPr>
+        <w:t xml:space="preserve"> {{RG}}</w:t>
+      </w:r>
+      <w:r>
+        <w:rPr>
+          <w:rFonts w:ascii="Arial" w:eastAsia="Arial" w:hAnsi="Arial" w:cs="Arial"/>
+          <w:color w:val="000000"/>
+        </w:rPr>
+        <w:t xml:space="preserve">, CPF nº </w:t>
+      </w:r>
+      <w:r>
+        <w:rPr>
+          <w:rFonts w:ascii="Arial" w:eastAsia="Arial" w:hAnsi="Arial" w:cs="Arial"/>
+        </w:rPr>
+        <w:t>{{CPF}}</w:t>
+      </w:r>
+      <w:r>
+        <w:rPr>
+          <w:rFonts w:ascii="Arial" w:eastAsia="Arial" w:hAnsi="Arial" w:cs="Arial"/>
+          <w:color w:val="000000"/>
+        </w:rPr>
+        <w:t xml:space="preserve">, matriculado(a) no </w:t>
+      </w:r>
+      <w:r>
+        <w:rPr>
+          <w:rFonts w:ascii="Arial" w:eastAsia="Arial" w:hAnsi="Arial" w:cs="Arial"/>
+          <w:b/>
+          <w:bCs/>
+          <w:color w:val="000000"/>
+        </w:rPr>
+        <w:t>Curso de Biomedicina</w:t>
+      </w:r>
+      <w:r>
+        <w:rPr>
+          <w:rFonts w:ascii="Arial" w:eastAsia="Arial" w:hAnsi="Arial" w:cs="Arial"/>
+          <w:color w:val="000000"/>
+        </w:rPr>
+        <w:t xml:space="preserve">, no </w:t>
+      </w:r>
+      <w:r>
+        <w:rPr>
+          <w:rFonts w:ascii="Arial" w:eastAsia="Arial" w:hAnsi="Arial" w:cs="Arial"/>
+        </w:rPr>
+        <w:t xml:space="preserve">{{SEMESTRE}} </w:t>
+      </w:r>
+      <w:r>
+        <w:rPr>
+          <w:rFonts w:ascii="Arial" w:eastAsia="Arial" w:hAnsi="Arial" w:cs="Arial"/>
+          <w:color w:val="000000"/>
+        </w:rPr>
+        <w:t>semestre, sob o registro acadêmico (</w:t>
+      </w:r>
+      <w:r>
+        <w:rPr>
+          <w:rFonts w:ascii="Arial" w:eastAsia="Arial" w:hAnsi="Arial" w:cs="Arial"/>
+        </w:rPr>
+        <w:t>RA) nº {{RA_ALUNO}}</w:t>
+      </w:r>
+      <w:r>
+        <w:rPr>
+          <w:rFonts w:ascii="Arial" w:eastAsia="Arial" w:hAnsi="Arial" w:cs="Arial"/>
+          <w:color w:val="000000"/>
+        </w:rPr>
+        <w:t xml:space="preserve"> residente e domiciliado(a) na {{ENDERECO_ALUNO}}, {{BAIRRO_ALUNO}}, {{CIDADE_ALUNO}} – SP, {{CEP_ALUNO}}, doravante denominado(a) </w:t>
+      </w:r>
+      <w:r>
+        <w:rPr>
+          <w:rFonts w:ascii="Arial" w:eastAsia="Arial" w:hAnsi="Arial" w:cs="Arial"/>
+          <w:b/>
+          <w:bCs/>
+          <w:color w:val="000000"/>
+        </w:rPr>
+        <w:t>ESTAGIÁRIO(A)</w:t>
+      </w:r>
+      <w:r>
+        <w:rPr>
+          <w:rFonts w:ascii="Arial" w:eastAsia="Arial" w:hAnsi="Arial" w:cs="Arial"/>
+          <w:color w:val="000000"/>
+        </w:rPr>
+        <w:t xml:space="preserve"> e, como </w:t>
+      </w:r>
+      <w:r>
+        <w:rPr>
+          <w:rFonts w:ascii="Arial" w:eastAsia="Arial" w:hAnsi="Arial" w:cs="Arial"/>
+          <w:b/>
+          <w:bCs/>
+          <w:color w:val="000000"/>
+        </w:rPr>
+        <w:t>INTERVENIENTE</w:t>
+      </w:r>
+      <w:r>
+        <w:rPr>
+          <w:rFonts w:ascii="Arial" w:eastAsia="Arial" w:hAnsi="Arial" w:cs="Arial"/>
+          <w:color w:val="000000"/>
+        </w:rPr>
+        <w:t xml:space="preserve"> a </w:t>
+      </w:r>
+      <w:r>
+        <w:rPr>
+          <w:rFonts w:ascii="Arial" w:eastAsia="Arial" w:hAnsi="Arial" w:cs="Arial"/>
+          <w:b/>
+          <w:bCs/>
+          <w:color w:val="000000"/>
+        </w:rPr>
+        <w:t>ASSOCIAÇÃO EDUCACIONAL NOVE DE JULHO</w:t>
+      </w:r>
+      <w:r>
+        <w:rPr>
+          <w:rFonts w:ascii="Arial" w:eastAsia="Arial" w:hAnsi="Arial" w:cs="Arial"/>
+          <w:color w:val="000000"/>
+        </w:rPr>
+        <w:t>, na qualidade de mantenedora da</w:t>
+      </w:r>
+      <w:r>
+        <w:rPr>
+          <w:rFonts w:ascii="Arial" w:eastAsia="Arial" w:hAnsi="Arial" w:cs="Arial"/>
+          <w:b/>
+          <w:bCs/>
+          <w:color w:val="000000"/>
+        </w:rPr>
+        <w:t xml:space="preserve"> Universidade Nove de Julho - UNINOVE</w:t>
+      </w:r>
+      <w:r>
+        <w:rPr>
+          <w:rFonts w:ascii="Arial" w:eastAsia="Arial" w:hAnsi="Arial" w:cs="Arial"/>
+          <w:color w:val="000000"/>
+        </w:rPr>
+        <w:t xml:space="preserve">, com sede na Rua Diamantina, nº 302, CEP 02117-010, Bairro Vila Maria, São Paulo – SP, inscrita no CNPJ sob o nº 43.374.768/0001-38, celebram o presente </w:t>
+      </w:r>
+      <w:r>
+        <w:rPr>
+          <w:rFonts w:ascii="Arial" w:eastAsia="Arial" w:hAnsi="Arial" w:cs="Arial"/>
+          <w:b/>
+          <w:bCs/>
+          <w:color w:val="000000"/>
+        </w:rPr>
+        <w:t>TERMO DE COMPROMISSO DE ESTÁGIO</w:t>
+      </w:r>
+      <w:r>
+        <w:rPr>
+          <w:rFonts w:ascii="Arial" w:eastAsia="Arial" w:hAnsi="Arial" w:cs="Arial"/>
+          <w:color w:val="000000"/>
+        </w:rPr>
+        <w:t>, nos termos do disposto na Lei nº 11.778 de 25/09/2008, de acordo com as normas e condições seguintes:</w:t>
+      </w:r>
+    </w:p>
+    <w:p>
+      <w:pPr>
+        <w:spacing w:after="0" w:line="360" w:lineRule="auto"/>
+        <w:jc w:val="both"/>
+        <w:rPr>
+          <w:rFonts w:ascii="Arial" w:eastAsia="Arial" w:hAnsi="Arial" w:cs="Arial"/>
+        </w:rPr>
+      </w:pPr>
+    </w:p>
+    <w:p>
+      <w:pPr>
+        <w:spacing w:after="120" w:line="260" w:lineRule="auto"/>
+        <w:jc w:val="both"/>
+        <w:rPr>
+          <w:rFonts w:ascii="Arial" w:eastAsia="Arial" w:hAnsi="Arial" w:cs="Arial"/>
+          <w:b/>
+          <w:bCs/>
+          <w:color w:val="000000"/>
+        </w:rPr>
+      </w:pPr>
+      <w:r>
+        <w:rPr>
+          <w:rFonts w:ascii="Arial" w:eastAsia="Arial" w:hAnsi="Arial" w:cs="Arial"/>
+          <w:b/>
+          <w:bCs/>
+          <w:color w:val="000000"/>
+        </w:rPr>
+        <w:t>1 – PRAZO</w:t>
+      </w:r>
+    </w:p>
+    <w:p>
+      <w:pPr>
+        <w:spacing w:line="360" w:lineRule="auto"/>
+        <w:jc w:val="both"/>
+        <w:rPr>
+          <w:rFonts w:ascii="Arial" w:eastAsia="Arial" w:hAnsi="Arial" w:cs="Arial"/>
+          <w:color w:val="000000"/>
+        </w:rPr>
+      </w:pPr>
+      <w:r>
+        <w:rPr>
+          <w:rFonts w:ascii="Arial" w:eastAsia="Arial" w:hAnsi="Arial" w:cs="Arial"/>
+          <w:b/>
+          <w:bCs/>
+          <w:color w:val="000000"/>
+        </w:rPr>
+        <w:t xml:space="preserve">1.1. </w:t>
+      </w:r>
+      <w:r>
+        <w:rPr>
+          <w:rFonts w:ascii="Arial" w:eastAsia="Arial" w:hAnsi="Arial" w:cs="Arial"/>
+          <w:color w:val="000000"/>
+        </w:rPr>
+        <w:t xml:space="preserve">O estágio terá duração de </w:t>
+      </w:r>
+      <w:r>
+        <w:rPr>
+          <w:rFonts w:ascii="Arial" w:eastAsia="Arial" w:hAnsi="Arial" w:cs="Arial"/>
+        </w:rPr>
+        <w:t>{{QTD_DIAS}} dias</w:t>
+      </w:r>
+      <w:r>
+        <w:rPr>
+          <w:rFonts w:ascii="Arial" w:eastAsia="Arial" w:hAnsi="Arial" w:cs="Arial"/>
+          <w:color w:val="000000"/>
+        </w:rPr>
+        <w:t xml:space="preserve">, a começar em </w:t>
+      </w:r>
+      <w:r>
+        <w:rPr>
+          <w:rFonts w:ascii="Arial" w:eastAsia="Arial" w:hAnsi="Arial" w:cs="Arial"/>
+        </w:rPr>
+        <w:t>{{DATA_INICIO_EXTENSO}}</w:t>
+      </w:r>
+      <w:r>
+        <w:rPr>
+          <w:rFonts w:ascii="Arial" w:eastAsia="Arial" w:hAnsi="Arial" w:cs="Arial"/>
+          <w:color w:val="000000"/>
+        </w:rPr>
+        <w:t xml:space="preserve">, terminando </w:t>
+      </w:r>
+      <w:r>
+        <w:rPr>
+          <w:rFonts w:ascii="Arial" w:eastAsia="Arial" w:hAnsi="Arial" w:cs="Arial"/>
+        </w:rPr>
+        <w:t>no dia</w:t>
+      </w:r>
+      <w:r>
+        <w:rPr>
+          <w:rFonts w:ascii="Arial" w:eastAsia="Arial" w:hAnsi="Arial" w:cs="Arial"/>
+          <w:color w:val="000000"/>
+        </w:rPr>
         <w:t xml:space="preserve"> </w:t>
       </w:r>
       <w:r>
         <w:rPr>
           <w:rFonts w:ascii="Arial" w:eastAsia="Arial" w:hAnsi="Arial" w:cs="Arial"/>
         </w:rPr>
-        <w:t>{{ENDERECO_EMPRESA}}</w:t>
-      </w:r>
-      <w:r>
-        <w:rPr>
-          <w:rFonts w:ascii="Arial" w:eastAsia="Arial" w:hAnsi="Arial" w:cs="Arial"/>
-        </w:rPr>
-        <w:t xml:space="preserve">, </w:t>
-      </w:r>
-      <w:r>
-        <w:rPr>
-          <w:rFonts w:ascii="Arial" w:eastAsia="Arial" w:hAnsi="Arial" w:cs="Arial"/>
-        </w:rPr>
-        <w:t>{{BAIRRO_EMPRESA}}</w:t>
-      </w:r>
-      <w:r>
-        <w:rPr>
-          <w:rFonts w:ascii="Arial" w:eastAsia="Arial" w:hAnsi="Arial" w:cs="Arial"/>
-          <w:color w:val="000000"/>
-        </w:rPr>
-        <w:t>,</w:t>
+        <w:t>{{DATA_FIM_EXTENSO}}</w:t>
+      </w:r>
+      <w:r>
+        <w:rPr>
+          <w:rFonts w:ascii="Arial" w:eastAsia="Arial" w:hAnsi="Arial" w:cs="Arial"/>
+          <w:color w:val="000000"/>
+        </w:rPr>
+        <w:t>, sendo vedada a sua vigência por prazo superior a 02 (dois) anos.</w:t>
+      </w:r>
+    </w:p>
+    <w:p>
+      <w:pPr>
+        <w:spacing w:line="260" w:lineRule="auto"/>
+        <w:jc w:val="both"/>
+        <w:rPr>
+          <w:rFonts w:ascii="Arial" w:eastAsia="Arial" w:hAnsi="Arial" w:cs="Arial"/>
+          <w:color w:val="000000"/>
+        </w:rPr>
+      </w:pPr>
+    </w:p>
+    <w:p>
+      <w:pPr>
+        <w:spacing w:before="120" w:after="120" w:line="260" w:lineRule="auto"/>
+        <w:jc w:val="both"/>
+        <w:rPr>
+          <w:rFonts w:ascii="Arial" w:eastAsia="Arial" w:hAnsi="Arial" w:cs="Arial"/>
+          <w:b/>
+          <w:bCs/>
+          <w:color w:val="000000"/>
+        </w:rPr>
+      </w:pPr>
+      <w:r>
+        <w:rPr>
+          <w:rFonts w:ascii="Arial" w:eastAsia="Arial" w:hAnsi="Arial" w:cs="Arial"/>
+          <w:b/>
+          <w:bCs/>
+          <w:color w:val="000000"/>
+        </w:rPr>
+        <w:t>2 – NATUREZA JURÍDICA</w:t>
+      </w:r>
+    </w:p>
+    <w:p>
+      <w:pPr>
+        <w:spacing w:line="260" w:lineRule="auto"/>
+        <w:jc w:val="both"/>
+        <w:rPr>
+          <w:rFonts w:ascii="Arial" w:eastAsia="Arial" w:hAnsi="Arial" w:cs="Arial"/>
+          <w:color w:val="000000"/>
+        </w:rPr>
+      </w:pPr>
+      <w:r>
+        <w:rPr>
+          <w:rFonts w:ascii="Arial" w:eastAsia="Arial" w:hAnsi="Arial" w:cs="Arial"/>
+          <w:b/>
+          <w:bCs/>
+          <w:color w:val="000000"/>
+        </w:rPr>
+        <w:t>2.1.</w:t>
       </w:r>
       <w:r>
         <w:rPr>
@@ -136,695 +491,136 @@
       <w:r>
         <w:rPr>
           <w:rFonts w:ascii="Arial" w:eastAsia="Arial" w:hAnsi="Arial" w:cs="Arial"/>
-          <w:color w:val="000000"/>
-        </w:rPr>
-        <w:t>{{CIDADE_EMPRESA}}</w:t>
-      </w:r>
-      <w:r>
-        <w:rPr>
-          <w:rFonts w:ascii="Arial" w:eastAsia="Arial" w:hAnsi="Arial" w:cs="Arial"/>
-          <w:color w:val="000000"/>
-        </w:rPr>
-        <w:t xml:space="preserve"> – SP, </w:t>
-      </w:r>
-      <w:r>
-        <w:rPr>
-          <w:rFonts w:ascii="Arial" w:eastAsia="Arial" w:hAnsi="Arial" w:cs="Arial"/>
-          <w:color w:val="000000"/>
-        </w:rPr>
-        <w:t>CEP_EMPRESA</w:t>
-      </w:r>
-      <w:r>
-        <w:rPr>
-          <w:rFonts w:ascii="Arial" w:eastAsia="Arial" w:hAnsi="Arial" w:cs="Arial"/>
-          <w:color w:val="000000"/>
-        </w:rPr>
-        <w:t>,</w:t>
-      </w:r>
-      <w:r>
-        <w:rPr>
-          <w:rFonts w:ascii="Arial" w:eastAsia="Arial" w:hAnsi="Arial" w:cs="Arial"/>
-          <w:color w:val="000000"/>
-        </w:rPr>
-        <w:t xml:space="preserve"> inscrita no CNPJ nº </w:t>
-      </w:r>
-      <w:r>
-        <w:rPr>
-          <w:rFonts w:ascii="Arial" w:eastAsia="Arial" w:hAnsi="Arial" w:cs="Arial"/>
-          <w:color w:val="000000"/>
-        </w:rPr>
-        <w:t>{{CNPJ}}</w:t>
-      </w:r>
-      <w:r>
-        <w:rPr>
-          <w:rFonts w:ascii="Arial" w:eastAsia="Arial" w:hAnsi="Arial" w:cs="Arial"/>
-          <w:color w:val="000000"/>
-        </w:rPr>
-        <w:t>, cujo ramo de atividade</w:t>
-      </w:r>
-      <w:r>
-        <w:rPr>
-          <w:rFonts w:ascii="Arial" w:eastAsia="Arial" w:hAnsi="Arial" w:cs="Arial"/>
-        </w:rPr>
-        <w:t xml:space="preserve"> é </w:t>
-      </w:r>
-      <w:r>
-        <w:rPr>
-          <w:rFonts w:ascii="Arial" w:eastAsia="Arial" w:hAnsi="Arial" w:cs="Arial"/>
-        </w:rPr>
-        <w:t>{{RAMO_EMPRESA}}</w:t>
-      </w:r>
-      <w:r>
-        <w:rPr>
-          <w:rFonts w:ascii="Arial" w:eastAsia="Arial" w:hAnsi="Arial" w:cs="Arial"/>
-        </w:rPr>
-        <w:t>,</w:t>
-      </w:r>
-      <w:r>
-        <w:rPr>
-          <w:rFonts w:ascii="Arial" w:eastAsia="Arial" w:hAnsi="Arial" w:cs="Arial"/>
-          <w:color w:val="000000"/>
-        </w:rPr>
-        <w:t xml:space="preserve"> representada neste </w:t>
-      </w:r>
-      <w:r>
-        <w:rPr>
-          <w:rFonts w:ascii="Arial" w:eastAsia="Arial" w:hAnsi="Arial" w:cs="Arial"/>
-        </w:rPr>
-        <w:t>documento</w:t>
-      </w:r>
-      <w:r>
-        <w:rPr>
-          <w:rFonts w:ascii="Arial" w:eastAsia="Arial" w:hAnsi="Arial" w:cs="Arial"/>
-          <w:color w:val="000000"/>
-        </w:rPr>
-        <w:t xml:space="preserve"> por </w:t>
-      </w:r>
-      <w:r>
-        <w:rPr>
-          <w:rFonts w:ascii="Arial" w:eastAsia="Arial" w:hAnsi="Arial" w:cs="Arial"/>
-        </w:rPr>
-        <w:t>{{NOME_RT}}</w:t>
-      </w:r>
-      <w:r>
-        <w:rPr>
-          <w:rFonts w:ascii="Arial" w:eastAsia="Arial" w:hAnsi="Arial" w:cs="Arial"/>
-          <w:color w:val="000000"/>
-        </w:rPr>
-        <w:t xml:space="preserve">, que exerce a função/cargo de </w:t>
-      </w:r>
-      <w:r>
-        <w:rPr>
-          <w:rFonts w:ascii="Arial" w:eastAsia="Arial" w:hAnsi="Arial" w:cs="Arial"/>
-        </w:rPr>
-        <w:t>Biomédica</w:t>
-      </w:r>
-      <w:r>
-        <w:rPr>
-          <w:rFonts w:ascii="Arial" w:eastAsia="Arial" w:hAnsi="Arial" w:cs="Arial"/>
-          <w:color w:val="000000"/>
-        </w:rPr>
-        <w:t xml:space="preserve"> e, do outro lado, </w:t>
-      </w:r>
-      <w:r>
-        <w:rPr>
-          <w:rFonts w:ascii="Arial" w:eastAsia="Arial" w:hAnsi="Arial" w:cs="Arial"/>
-          <w:b/>
-          <w:bCs/>
+          <w:b/>
+          <w:bCs/>
+          <w:color w:val="000000"/>
+        </w:rPr>
+        <w:t xml:space="preserve">O presente termo de compromisso não tem natureza salarial, não gerando, em nenhuma hipótese, </w:t>
+      </w:r>
+      <w:r>
+        <w:rPr>
+          <w:rFonts w:ascii="Arial" w:eastAsia="Arial" w:hAnsi="Arial" w:cs="Arial"/>
+          <w:b/>
+          <w:bCs/>
+        </w:rPr>
+        <w:t>vínculo</w:t>
+      </w:r>
+      <w:r>
+        <w:rPr>
+          <w:rFonts w:ascii="Arial" w:eastAsia="Arial" w:hAnsi="Arial" w:cs="Arial"/>
+          <w:b/>
+          <w:bCs/>
+          <w:color w:val="000000"/>
+        </w:rPr>
+        <w:t xml:space="preserve"> empregatício para </w:t>
+      </w:r>
+      <w:r>
+        <w:rPr>
+          <w:rFonts w:ascii="Arial" w:eastAsia="Arial" w:hAnsi="Arial" w:cs="Arial"/>
+          <w:b/>
+          <w:bCs/>
+        </w:rPr>
+        <w:t>qualquer</w:t>
+      </w:r>
+      <w:r>
+        <w:rPr>
+          <w:rFonts w:ascii="Arial" w:eastAsia="Arial" w:hAnsi="Arial" w:cs="Arial"/>
+          <w:b/>
+          <w:bCs/>
+          <w:color w:val="000000"/>
+        </w:rPr>
+        <w:t xml:space="preserve"> das partes.</w:t>
+      </w:r>
+    </w:p>
+    <w:p>
+      <w:pPr>
+        <w:spacing w:line="260" w:lineRule="auto"/>
+        <w:jc w:val="both"/>
+        <w:rPr>
+          <w:rFonts w:ascii="Arial" w:eastAsia="Arial" w:hAnsi="Arial" w:cs="Arial"/>
+        </w:rPr>
+      </w:pPr>
+    </w:p>
+    <w:p>
+      <w:pPr>
+        <w:spacing w:before="120" w:after="120" w:line="260" w:lineRule="auto"/>
+        <w:jc w:val="both"/>
+        <w:rPr>
+          <w:rFonts w:ascii="Arial" w:eastAsia="Arial" w:hAnsi="Arial" w:cs="Arial"/>
+          <w:b/>
+          <w:bCs/>
+          <w:color w:val="000000"/>
+        </w:rPr>
+      </w:pPr>
+      <w:r>
+        <w:rPr>
+          <w:rFonts w:ascii="Arial" w:eastAsia="Arial" w:hAnsi="Arial" w:cs="Arial"/>
+          <w:b/>
+          <w:bCs/>
+          <w:color w:val="000000"/>
+        </w:rPr>
+        <w:t>3 – OBRIGAÇÕES DA INSTITUIÇÃO CONCEDENTE</w:t>
+      </w:r>
+    </w:p>
+    <w:p>
+      <w:pPr>
+        <w:spacing w:before="200" w:line="260" w:lineRule="auto"/>
+        <w:jc w:val="both"/>
+        <w:rPr>
+          <w:rFonts w:ascii="Arial" w:eastAsia="Arial" w:hAnsi="Arial" w:cs="Arial"/>
+          <w:color w:val="000000"/>
+        </w:rPr>
+      </w:pPr>
+      <w:r>
+        <w:rPr>
+          <w:rFonts w:ascii="Arial" w:eastAsia="Arial" w:hAnsi="Arial" w:cs="Arial"/>
+          <w:b/>
+          <w:bCs/>
+          <w:color w:val="000000"/>
+        </w:rPr>
+        <w:t xml:space="preserve">3.1. </w:t>
+      </w:r>
+      <w:r>
+        <w:rPr>
+          <w:rFonts w:ascii="Arial" w:eastAsia="Arial" w:hAnsi="Arial" w:cs="Arial"/>
+          <w:color w:val="000000"/>
+        </w:rPr>
+        <w:t>Compromete a proporcionar ao ESTAGIÁRIO atividade de aprendizagem social, profissional e cultural, compatíveis com o seu curso.</w:t>
+      </w:r>
+    </w:p>
+    <w:p>
+      <w:pPr>
+        <w:spacing w:before="200" w:line="260" w:lineRule="auto"/>
+        <w:jc w:val="both"/>
+        <w:rPr>
+          <w:rFonts w:ascii="Arial" w:eastAsia="Arial" w:hAnsi="Arial" w:cs="Arial"/>
+          <w:color w:val="000000"/>
           <w:highlight w:val="white"/>
         </w:rPr>
-        <w:t xml:space="preserve">O(A) ALUNO(A) </w:t>
-      </w:r>
-      <w:r>
-        <w:rPr>
-          <w:rFonts w:ascii="Arial" w:eastAsia="Arial" w:hAnsi="Arial" w:cs="Arial"/>
-        </w:rPr>
-        <w:t>{{NOME_ALUNO}},</w:t>
-      </w:r>
-      <w:r>
-        <w:rPr>
-          <w:rFonts w:ascii="Arial" w:eastAsia="Arial" w:hAnsi="Arial" w:cs="Arial"/>
-          <w:color w:val="000000"/>
-        </w:rPr>
-        <w:t xml:space="preserve"> portador(a) da Cédula de Identidade RG nº</w:t>
-      </w:r>
-      <w:r>
-        <w:rPr>
-          <w:rFonts w:ascii="Arial" w:eastAsia="Arial" w:hAnsi="Arial" w:cs="Arial"/>
-        </w:rPr>
-        <w:t xml:space="preserve"> </w:t>
-      </w:r>
-      <w:r>
-        <w:rPr>
-          <w:rFonts w:ascii="Arial" w:eastAsia="Arial" w:hAnsi="Arial" w:cs="Arial"/>
-        </w:rPr>
-        <w:t>{{RG}}</w:t>
-      </w:r>
-      <w:r>
-        <w:rPr>
-          <w:rFonts w:ascii="Arial" w:eastAsia="Arial" w:hAnsi="Arial" w:cs="Arial"/>
-          <w:color w:val="000000"/>
-        </w:rPr>
-        <w:t xml:space="preserve">, CPF nº </w:t>
-      </w:r>
-      <w:r>
-        <w:rPr>
-          <w:rFonts w:ascii="Arial" w:eastAsia="Arial" w:hAnsi="Arial" w:cs="Arial"/>
-        </w:rPr>
-        <w:t>{{CPF}}</w:t>
-      </w:r>
-      <w:r>
-        <w:rPr>
-          <w:rFonts w:ascii="Arial" w:eastAsia="Arial" w:hAnsi="Arial" w:cs="Arial"/>
-          <w:color w:val="000000"/>
-        </w:rPr>
-        <w:t xml:space="preserve">, matriculado(a) no </w:t>
-      </w:r>
-      <w:r>
-        <w:rPr>
-          <w:rFonts w:ascii="Arial" w:eastAsia="Arial" w:hAnsi="Arial" w:cs="Arial"/>
-          <w:b/>
-          <w:bCs/>
-          <w:color w:val="000000"/>
-        </w:rPr>
-        <w:t>Curso de Biomedicina</w:t>
-      </w:r>
-      <w:r>
-        <w:rPr>
-          <w:rFonts w:ascii="Arial" w:eastAsia="Arial" w:hAnsi="Arial" w:cs="Arial"/>
-          <w:color w:val="000000"/>
-        </w:rPr>
-        <w:t xml:space="preserve">, no </w:t>
-      </w:r>
-      <w:r>
-        <w:rPr>
-          <w:rFonts w:ascii="Arial" w:eastAsia="Arial" w:hAnsi="Arial" w:cs="Arial"/>
-        </w:rPr>
-        <w:t>{{SEMESTRE}}</w:t>
-      </w:r>
-      <w:r>
-        <w:rPr>
-          <w:rFonts w:ascii="Arial" w:eastAsia="Arial" w:hAnsi="Arial" w:cs="Arial"/>
-        </w:rPr>
-        <w:t xml:space="preserve"> </w:t>
-      </w:r>
-      <w:r>
-        <w:rPr>
-          <w:rFonts w:ascii="Arial" w:eastAsia="Arial" w:hAnsi="Arial" w:cs="Arial"/>
-          <w:color w:val="000000"/>
-        </w:rPr>
-        <w:t>semestre, sob o registro acadêmico (</w:t>
-      </w:r>
-      <w:r>
-        <w:rPr>
-          <w:rFonts w:ascii="Arial" w:eastAsia="Arial" w:hAnsi="Arial" w:cs="Arial"/>
-        </w:rPr>
-        <w:t>RA) nº</w:t>
-      </w:r>
-      <w:r>
-        <w:rPr>
-          <w:rFonts w:ascii="Arial" w:eastAsia="Arial" w:hAnsi="Arial" w:cs="Arial"/>
-        </w:rPr>
-        <w:t xml:space="preserve"> {{RA_ALUNO}}</w:t>
-      </w:r>
-      <w:r>
-        <w:rPr>
-          <w:rFonts w:ascii="Arial" w:eastAsia="Arial" w:hAnsi="Arial" w:cs="Arial"/>
-          <w:color w:val="000000"/>
-        </w:rPr>
-        <w:t xml:space="preserve"> residente e domiciliado(a) na</w:t>
-      </w:r>
-      <w:r>
-        <w:rPr>
-          <w:rFonts w:ascii="Arial" w:eastAsia="Arial" w:hAnsi="Arial" w:cs="Arial"/>
-          <w:color w:val="000000"/>
-        </w:rPr>
-        <w:t xml:space="preserve"> </w:t>
-      </w:r>
-      <w:r>
-        <w:rPr>
-          <w:rFonts w:ascii="Arial" w:eastAsia="Arial" w:hAnsi="Arial" w:cs="Arial"/>
-          <w:color w:val="000000"/>
-        </w:rPr>
-        <w:t>{{ENDERECO_ALUNO}}</w:t>
-      </w:r>
-      <w:r>
-        <w:rPr>
-          <w:rFonts w:ascii="Arial" w:eastAsia="Arial" w:hAnsi="Arial" w:cs="Arial"/>
-          <w:color w:val="000000"/>
-        </w:rPr>
-        <w:t xml:space="preserve">, </w:t>
-      </w:r>
-      <w:r>
-        <w:rPr>
-          <w:rFonts w:ascii="Arial" w:eastAsia="Arial" w:hAnsi="Arial" w:cs="Arial"/>
-          <w:color w:val="000000"/>
-        </w:rPr>
-        <w:t>{{BAIRRO_ALUNO}}</w:t>
-      </w:r>
-      <w:r>
-        <w:rPr>
-          <w:rFonts w:ascii="Arial" w:eastAsia="Arial" w:hAnsi="Arial" w:cs="Arial"/>
-          <w:color w:val="000000"/>
-        </w:rPr>
-        <w:t xml:space="preserve">, </w:t>
-      </w:r>
-      <w:r>
-        <w:rPr>
-          <w:rFonts w:ascii="Arial" w:eastAsia="Arial" w:hAnsi="Arial" w:cs="Arial"/>
-          <w:color w:val="000000"/>
-        </w:rPr>
-        <w:t>{{CIDADE_ALUNO}}</w:t>
-      </w:r>
-      <w:r>
-        <w:rPr>
-          <w:rFonts w:ascii="Arial" w:eastAsia="Arial" w:hAnsi="Arial" w:cs="Arial"/>
-          <w:color w:val="000000"/>
-        </w:rPr>
-        <w:t xml:space="preserve"> – SP, </w:t>
-      </w:r>
-      <w:r>
-        <w:rPr>
-          <w:rFonts w:ascii="Arial" w:eastAsia="Arial" w:hAnsi="Arial" w:cs="Arial"/>
-          <w:color w:val="000000"/>
-        </w:rPr>
-        <w:t>{{CEP_ALUNO}}</w:t>
-      </w:r>
-      <w:r>
-        <w:rPr>
-          <w:rFonts w:ascii="Arial" w:eastAsia="Arial" w:hAnsi="Arial" w:cs="Arial"/>
-          <w:color w:val="000000"/>
-        </w:rPr>
-        <w:t xml:space="preserve">, doravante denominado(a) </w:t>
-      </w:r>
-      <w:r>
-        <w:rPr>
-          <w:rFonts w:ascii="Arial" w:eastAsia="Arial" w:hAnsi="Arial" w:cs="Arial"/>
-          <w:b/>
-          <w:bCs/>
-          <w:color w:val="000000"/>
-        </w:rPr>
-        <w:t>ESTAGIÁRIO(A)</w:t>
-      </w:r>
-      <w:r>
-        <w:rPr>
-          <w:rFonts w:ascii="Arial" w:eastAsia="Arial" w:hAnsi="Arial" w:cs="Arial"/>
-          <w:color w:val="000000"/>
-        </w:rPr>
-        <w:t xml:space="preserve"> e, como </w:t>
-      </w:r>
-      <w:r>
-        <w:rPr>
-          <w:rFonts w:ascii="Arial" w:eastAsia="Arial" w:hAnsi="Arial" w:cs="Arial"/>
-          <w:b/>
-          <w:bCs/>
-          <w:color w:val="000000"/>
-        </w:rPr>
-        <w:t>INTERVENIENTE</w:t>
-      </w:r>
-      <w:r>
-        <w:rPr>
-          <w:rFonts w:ascii="Arial" w:eastAsia="Arial" w:hAnsi="Arial" w:cs="Arial"/>
-          <w:color w:val="000000"/>
-        </w:rPr>
-        <w:t xml:space="preserve"> a </w:t>
-      </w:r>
-      <w:r>
-        <w:rPr>
-          <w:rFonts w:ascii="Arial" w:eastAsia="Arial" w:hAnsi="Arial" w:cs="Arial"/>
-          <w:b/>
-          <w:bCs/>
-          <w:color w:val="000000"/>
-        </w:rPr>
-        <w:t>ASSOCIAÇÃO EDUCACIONAL NOVE DE JULHO</w:t>
-      </w:r>
-      <w:r>
-        <w:rPr>
-          <w:rFonts w:ascii="Arial" w:eastAsia="Arial" w:hAnsi="Arial" w:cs="Arial"/>
-          <w:color w:val="000000"/>
-        </w:rPr>
-        <w:t>, na qualidade de mantenedora da</w:t>
-      </w:r>
-      <w:r>
-        <w:rPr>
-          <w:rFonts w:ascii="Arial" w:eastAsia="Arial" w:hAnsi="Arial" w:cs="Arial"/>
-          <w:b/>
-          <w:bCs/>
-          <w:color w:val="000000"/>
-        </w:rPr>
-        <w:t xml:space="preserve"> Universidade Nove de Julho - UNINOVE</w:t>
-      </w:r>
-      <w:r>
-        <w:rPr>
-          <w:rFonts w:ascii="Arial" w:eastAsia="Arial" w:hAnsi="Arial" w:cs="Arial"/>
-          <w:color w:val="000000"/>
-        </w:rPr>
-        <w:t xml:space="preserve">, com sede na Rua Diamantina, nº 302, CEP 02117-010, Bairro Vila Maria, São Paulo – SP, inscrita no CNPJ sob o nº 43.374.768/0001-38, celebram o presente </w:t>
-      </w:r>
-      <w:r>
-        <w:rPr>
-          <w:rFonts w:ascii="Arial" w:eastAsia="Arial" w:hAnsi="Arial" w:cs="Arial"/>
-          <w:b/>
-          <w:bCs/>
-          <w:color w:val="000000"/>
-        </w:rPr>
-        <w:t>TERMO DE COMPROMISSO DE ESTÁGIO</w:t>
-      </w:r>
-      <w:r>
-        <w:rPr>
-          <w:rFonts w:ascii="Arial" w:eastAsia="Arial" w:hAnsi="Arial" w:cs="Arial"/>
-          <w:color w:val="000000"/>
-        </w:rPr>
-        <w:t>, nos termos do disposto na Lei nº 11.778 de 25/09/2008, de acordo com as normas e condições seguintes:</w:t>
-      </w:r>
-    </w:p>
-    <w:p>
-      <w:pPr>
-        <w:spacing w:after="0" w:line="360" w:lineRule="auto"/>
-        <w:jc w:val="both"/>
-        <w:rPr>
-          <w:rFonts w:ascii="Arial" w:eastAsia="Arial" w:hAnsi="Arial" w:cs="Arial"/>
-        </w:rPr>
-      </w:pPr>
-    </w:p>
-    <w:p>
-      <w:pPr>
-        <w:spacing w:after="120" w:line="260" w:lineRule="auto"/>
-        <w:jc w:val="both"/>
-        <w:rPr>
-          <w:rFonts w:ascii="Arial" w:eastAsia="Arial" w:hAnsi="Arial" w:cs="Arial"/>
-          <w:b/>
-          <w:bCs/>
-          <w:color w:val="000000"/>
-        </w:rPr>
-      </w:pPr>
-      <w:r>
-        <w:rPr>
-          <w:rFonts w:ascii="Arial" w:eastAsia="Arial" w:hAnsi="Arial" w:cs="Arial"/>
-          <w:b/>
-          <w:bCs/>
-          <w:color w:val="000000"/>
-        </w:rPr>
-        <w:t>1 – PRAZO</w:t>
-      </w:r>
-    </w:p>
-    <w:p>
-      <w:pPr>
-        <w:spacing w:line="360" w:lineRule="auto"/>
-        <w:jc w:val="both"/>
-        <w:rPr>
-          <w:rFonts w:ascii="Arial" w:eastAsia="Arial" w:hAnsi="Arial" w:cs="Arial"/>
-          <w:color w:val="000000"/>
-        </w:rPr>
-      </w:pPr>
-      <w:r>
-        <w:rPr>
-          <w:rFonts w:ascii="Arial" w:eastAsia="Arial" w:hAnsi="Arial" w:cs="Arial"/>
-          <w:b/>
-          <w:bCs/>
-          <w:color w:val="000000"/>
-        </w:rPr>
-        <w:t xml:space="preserve">1.1. </w:t>
-      </w:r>
-      <w:r>
-        <w:rPr>
-          <w:rFonts w:ascii="Arial" w:eastAsia="Arial" w:hAnsi="Arial" w:cs="Arial"/>
-          <w:color w:val="000000"/>
-        </w:rPr>
-        <w:t xml:space="preserve">O estágio terá duração de </w:t>
-      </w:r>
-      <w:r>
-        <w:rPr>
-          <w:rFonts w:ascii="Arial" w:eastAsia="Arial" w:hAnsi="Arial" w:cs="Arial"/>
-        </w:rPr>
-        <w:t>{{QTD_DIAS}}</w:t>
-      </w:r>
-      <w:r>
-        <w:rPr>
-          <w:rFonts w:ascii="Arial" w:eastAsia="Arial" w:hAnsi="Arial" w:cs="Arial"/>
-        </w:rPr>
-        <w:t xml:space="preserve"> dias</w:t>
-      </w:r>
-      <w:r>
-        <w:rPr>
-          <w:rFonts w:ascii="Arial" w:eastAsia="Arial" w:hAnsi="Arial" w:cs="Arial"/>
-          <w:color w:val="000000"/>
-        </w:rPr>
-        <w:t xml:space="preserve">, a começar em </w:t>
-      </w:r>
-      <w:r>
-        <w:rPr>
-          <w:rFonts w:ascii="Arial" w:eastAsia="Arial" w:hAnsi="Arial" w:cs="Arial"/>
-        </w:rPr>
-        <w:t>{{DATA_INICIO_EXTENSO}}</w:t>
-      </w:r>
-      <w:r>
-        <w:rPr>
-          <w:rFonts w:ascii="Arial" w:eastAsia="Arial" w:hAnsi="Arial" w:cs="Arial"/>
-          <w:color w:val="000000"/>
-        </w:rPr>
-        <w:t xml:space="preserve">, terminando </w:t>
-      </w:r>
-      <w:r>
-        <w:rPr>
-          <w:rFonts w:ascii="Arial" w:eastAsia="Arial" w:hAnsi="Arial" w:cs="Arial"/>
-        </w:rPr>
-        <w:t>no dia</w:t>
-      </w:r>
-      <w:r>
-        <w:rPr>
-          <w:rFonts w:ascii="Arial" w:eastAsia="Arial" w:hAnsi="Arial" w:cs="Arial"/>
-          <w:color w:val="000000"/>
-        </w:rPr>
-        <w:t xml:space="preserve"> </w:t>
-      </w:r>
-      <w:r>
-        <w:rPr>
-          <w:rFonts w:ascii="Arial" w:eastAsia="Arial" w:hAnsi="Arial" w:cs="Arial"/>
-        </w:rPr>
-        <w:t>{{DATA_FIM_EXTENSO}}</w:t>
-      </w:r>
-      <w:r>
-        <w:rPr>
-          <w:rFonts w:ascii="Arial" w:eastAsia="Arial" w:hAnsi="Arial" w:cs="Arial"/>
-          <w:color w:val="000000"/>
-        </w:rPr>
-        <w:t>, sendo vedada a sua vigência por prazo superior a 02 (dois) anos.</w:t>
-      </w:r>
-    </w:p>
-    <w:p>
-      <w:pPr>
-        <w:spacing w:line="260" w:lineRule="auto"/>
-        <w:jc w:val="both"/>
-        <w:rPr>
-          <w:rFonts w:ascii="Arial" w:eastAsia="Arial" w:hAnsi="Arial" w:cs="Arial"/>
-          <w:color w:val="000000"/>
-        </w:rPr>
-      </w:pPr>
-    </w:p>
-    <w:p>
-      <w:pPr>
-        <w:spacing w:before="120" w:after="120" w:line="260" w:lineRule="auto"/>
-        <w:jc w:val="both"/>
-        <w:rPr>
-          <w:rFonts w:ascii="Arial" w:eastAsia="Arial" w:hAnsi="Arial" w:cs="Arial"/>
-          <w:b/>
-          <w:bCs/>
-          <w:color w:val="000000"/>
-        </w:rPr>
-      </w:pPr>
-      <w:r>
-        <w:rPr>
-          <w:rFonts w:ascii="Arial" w:eastAsia="Arial" w:hAnsi="Arial" w:cs="Arial"/>
-          <w:b/>
-          <w:bCs/>
-          <w:color w:val="000000"/>
-        </w:rPr>
-        <w:t>2 – NATUREZA JURÍDICA</w:t>
-      </w:r>
-    </w:p>
-    <w:p>
-      <w:pPr>
-        <w:spacing w:line="260" w:lineRule="auto"/>
-        <w:jc w:val="both"/>
-        <w:rPr>
-          <w:rFonts w:ascii="Arial" w:eastAsia="Arial" w:hAnsi="Arial" w:cs="Arial"/>
-          <w:color w:val="000000"/>
-        </w:rPr>
-      </w:pPr>
-      <w:r>
-        <w:rPr>
-          <w:rFonts w:ascii="Arial" w:eastAsia="Arial" w:hAnsi="Arial" w:cs="Arial"/>
-          <w:b/>
-          <w:bCs/>
-          <w:color w:val="000000"/>
-        </w:rPr>
-        <w:t>2.1.</w:t>
-      </w:r>
-      <w:r>
-        <w:rPr>
-          <w:rFonts w:ascii="Arial" w:eastAsia="Arial" w:hAnsi="Arial" w:cs="Arial"/>
-          <w:color w:val="000000"/>
-        </w:rPr>
-        <w:t xml:space="preserve"> </w:t>
-      </w:r>
-      <w:r>
-        <w:rPr>
-          <w:rFonts w:ascii="Arial" w:eastAsia="Arial" w:hAnsi="Arial" w:cs="Arial"/>
-          <w:b/>
-          <w:bCs/>
-          <w:color w:val="000000"/>
-        </w:rPr>
-        <w:t xml:space="preserve">O presente termo de compromisso não tem natureza salarial, não gerando, em nenhuma hipótese, </w:t>
-      </w:r>
-      <w:r>
-        <w:rPr>
-          <w:rFonts w:ascii="Arial" w:eastAsia="Arial" w:hAnsi="Arial" w:cs="Arial"/>
-          <w:b/>
-          <w:bCs/>
-        </w:rPr>
-        <w:t>vínculo</w:t>
-      </w:r>
-      <w:r>
-        <w:rPr>
-          <w:rFonts w:ascii="Arial" w:eastAsia="Arial" w:hAnsi="Arial" w:cs="Arial"/>
-          <w:b/>
-          <w:bCs/>
-          <w:color w:val="000000"/>
-        </w:rPr>
-        <w:t xml:space="preserve"> empregatício para </w:t>
-      </w:r>
-      <w:r>
-        <w:rPr>
-          <w:rFonts w:ascii="Arial" w:eastAsia="Arial" w:hAnsi="Arial" w:cs="Arial"/>
-          <w:b/>
-          <w:bCs/>
-        </w:rPr>
-        <w:t>qualquer</w:t>
-      </w:r>
-      <w:r>
-        <w:rPr>
-          <w:rFonts w:ascii="Arial" w:eastAsia="Arial" w:hAnsi="Arial" w:cs="Arial"/>
-          <w:b/>
-          <w:bCs/>
-          <w:color w:val="000000"/>
-        </w:rPr>
-        <w:t xml:space="preserve"> das partes.</w:t>
-      </w:r>
-    </w:p>
-    <w:p>
-      <w:pPr>
-        <w:spacing w:line="260" w:lineRule="auto"/>
-        <w:jc w:val="both"/>
-        <w:rPr>
-          <w:rFonts w:ascii="Arial" w:eastAsia="Arial" w:hAnsi="Arial" w:cs="Arial"/>
-        </w:rPr>
-      </w:pPr>
-    </w:p>
-    <w:p>
-      <w:pPr>
-        <w:spacing w:before="120" w:after="120" w:line="260" w:lineRule="auto"/>
-        <w:jc w:val="both"/>
-        <w:rPr>
-          <w:rFonts w:ascii="Arial" w:eastAsia="Arial" w:hAnsi="Arial" w:cs="Arial"/>
-          <w:b/>
-          <w:bCs/>
-          <w:color w:val="000000"/>
-        </w:rPr>
-      </w:pPr>
-      <w:r>
-        <w:rPr>
-          <w:rFonts w:ascii="Arial" w:eastAsia="Arial" w:hAnsi="Arial" w:cs="Arial"/>
-          <w:b/>
-          <w:bCs/>
-          <w:color w:val="000000"/>
-        </w:rPr>
-        <w:t>3 – OBRIGAÇÕES DA INSTITUIÇÃO CONCEDENTE</w:t>
-      </w:r>
-    </w:p>
-    <w:p>
-      <w:pPr>
-        <w:spacing w:before="200" w:line="260" w:lineRule="auto"/>
-        <w:jc w:val="both"/>
-        <w:rPr>
-          <w:rFonts w:ascii="Arial" w:eastAsia="Arial" w:hAnsi="Arial" w:cs="Arial"/>
-          <w:color w:val="000000"/>
-        </w:rPr>
-      </w:pPr>
-      <w:r>
-        <w:rPr>
-          <w:rFonts w:ascii="Arial" w:eastAsia="Arial" w:hAnsi="Arial" w:cs="Arial"/>
-          <w:b/>
-          <w:bCs/>
-          <w:color w:val="000000"/>
-        </w:rPr>
-        <w:t xml:space="preserve">3.1. </w:t>
-      </w:r>
-      <w:r>
-        <w:rPr>
-          <w:rFonts w:ascii="Arial" w:eastAsia="Arial" w:hAnsi="Arial" w:cs="Arial"/>
-          <w:color w:val="000000"/>
-        </w:rPr>
-        <w:t>Compromete a proporcionar ao ESTAGIÁRIO atividade de aprendizagem social, profissional e cultural, compatíveis com o seu curso.</w:t>
-      </w:r>
-    </w:p>
-    <w:p>
-      <w:pPr>
-        <w:spacing w:before="200" w:line="260" w:lineRule="auto"/>
-        <w:jc w:val="both"/>
-        <w:rPr>
-          <w:rFonts w:ascii="Arial" w:eastAsia="Arial" w:hAnsi="Arial" w:cs="Arial"/>
+      </w:pPr>
+      <w:r>
+        <w:rPr>
+          <w:rFonts w:ascii="Arial" w:eastAsia="Arial" w:hAnsi="Arial" w:cs="Arial"/>
+          <w:b/>
+          <w:bCs/>
           <w:color w:val="000000"/>
           <w:highlight w:val="white"/>
         </w:rPr>
-      </w:pPr>
-      <w:r>
-        <w:rPr>
-          <w:rFonts w:ascii="Arial" w:eastAsia="Arial" w:hAnsi="Arial" w:cs="Arial"/>
-          <w:b/>
-          <w:bCs/>
+        <w:t xml:space="preserve">3.2. </w:t>
+      </w:r>
+      <w:r>
+        <w:rPr>
+          <w:rFonts w:ascii="Arial" w:eastAsia="Arial" w:hAnsi="Arial" w:cs="Arial"/>
           <w:color w:val="000000"/>
           <w:highlight w:val="white"/>
         </w:rPr>
-        <w:t xml:space="preserve">3.2. </w:t>
-      </w:r>
-      <w:r>
-        <w:rPr>
-          <w:rFonts w:ascii="Arial" w:eastAsia="Arial" w:hAnsi="Arial" w:cs="Arial"/>
-          <w:color w:val="000000"/>
-          <w:highlight w:val="white"/>
-        </w:rPr>
-        <w:t xml:space="preserve">A INSTITUIÇÃO CONCEDENTE designa o(a) </w:t>
-      </w:r>
-      <w:proofErr w:type="spellStart"/>
-      <w:r>
-        <w:rPr>
-          <w:rFonts w:ascii="Arial" w:eastAsia="Arial" w:hAnsi="Arial" w:cs="Arial"/>
-          <w:color w:val="000000"/>
-          <w:highlight w:val="white"/>
-        </w:rPr>
-        <w:t>Sr</w:t>
-      </w:r>
-      <w:proofErr w:type="spellEnd"/>
-      <w:r>
-        <w:rPr>
-          <w:rFonts w:ascii="Arial" w:eastAsia="Arial" w:hAnsi="Arial" w:cs="Arial"/>
-          <w:color w:val="000000"/>
-          <w:highlight w:val="white"/>
-        </w:rPr>
-        <w:t xml:space="preserve">(a) </w:t>
-      </w:r>
-      <w:r>
-        <w:rPr>
-          <w:rFonts w:ascii="Arial" w:eastAsia="Arial" w:hAnsi="Arial" w:cs="Arial"/>
-        </w:rPr>
-        <w:t>{{NOME_RT}}</w:t>
-      </w:r>
-      <w:r>
-        <w:rPr>
-          <w:rFonts w:ascii="Arial" w:eastAsia="Arial" w:hAnsi="Arial" w:cs="Arial"/>
-        </w:rPr>
-        <w:t xml:space="preserve"> </w:t>
+        <w:t xml:space="preserve">A INSTITUIÇÃO CONCEDENTE designa o(a) Sr(a) </w:t>
+      </w:r>
+      <w:r>
+        <w:rPr>
+          <w:rFonts w:ascii="Arial" w:eastAsia="Arial" w:hAnsi="Arial" w:cs="Arial"/>
+        </w:rPr>
+        <w:t xml:space="preserve">{{NOME_RT}} </w:t>
       </w:r>
       <w:r>
         <w:rPr>
@@ -998,13 +794,7 @@
         <w:rPr>
           <w:rFonts w:ascii="Arial" w:eastAsia="Arial" w:hAnsi="Arial" w:cs="Arial"/>
         </w:rPr>
-        <w:t xml:space="preserve">Nº DA APÓLICE DE SEGURO: </w:t>
-      </w:r>
-      <w:r>
-        <w:rPr>
-          <w:rFonts w:ascii="Arial" w:eastAsia="Arial" w:hAnsi="Arial" w:cs="Arial"/>
-        </w:rPr>
-        <w:t>{{APOLICE}}</w:t>
+        <w:t>Nº DA APÓLICE DE SEGURO: {{APOLICE}}</w:t>
       </w:r>
     </w:p>
     <w:p>
@@ -1026,7 +816,6 @@
       <w:r>
         <w:rPr>
           <w:rFonts w:ascii="Times New Roman" w:hAnsi="Times New Roman"/>
-          <w:b w:val="0"/>
           <w:sz w:val="24"/>
         </w:rPr>
         <w:t xml:space="preserve"> {{SEGURADORA}}</w:t>
@@ -1044,13 +833,7 @@
         <w:rPr>
           <w:rFonts w:ascii="Arial" w:eastAsia="Arial" w:hAnsi="Arial" w:cs="Arial"/>
         </w:rPr>
-        <w:t xml:space="preserve">VIGÊNCIA DA APÓLICE: </w:t>
-      </w:r>
-      <w:r>
-        <w:rPr>
-          <w:rFonts w:ascii="Arial" w:eastAsia="Arial" w:hAnsi="Arial" w:cs="Arial"/>
-        </w:rPr>
-        <w:t>{{DATA_INICIO_VIGENCIA}} à {{DATA_FIM_VIGENCIA}}</w:t>
+        <w:t>VIGÊNCIA DA APÓLICE: {{DATA_INICIO_VIGENCIA}} à {{DATA_FIM_VIGENCIA}}</w:t>
       </w:r>
     </w:p>
     <w:p>
@@ -1501,21 +1284,12 @@
         </w:rPr>
         <w:t xml:space="preserve"> ___ de ____________ </w:t>
       </w:r>
-      <w:proofErr w:type="spellStart"/>
-      <w:r>
-        <w:rPr>
-          <w:rFonts w:ascii="Arial" w:eastAsia="Arial" w:hAnsi="Arial" w:cs="Arial"/>
-          <w:color w:val="000000"/>
-        </w:rPr>
-        <w:t>de</w:t>
-      </w:r>
-      <w:proofErr w:type="spellEnd"/>
-      <w:r>
-        <w:rPr>
-          <w:rFonts w:ascii="Arial" w:eastAsia="Arial" w:hAnsi="Arial" w:cs="Arial"/>
-          <w:color w:val="000000"/>
-        </w:rPr>
-        <w:t xml:space="preserve"> 202</w:t>
+      <w:r>
+        <w:rPr>
+          <w:rFonts w:ascii="Arial" w:eastAsia="Arial" w:hAnsi="Arial" w:cs="Arial"/>
+          <w:color w:val="000000"/>
+        </w:rPr>
+        <w:t>de 202</w:t>
       </w:r>
       <w:r>
         <w:rPr>
@@ -2006,7 +1780,7 @@
       <w:fldChar w:fldCharType="begin"/>
     </w:r>
     <w:r>
-      <w:instrText xml:space="preserve">PAGE</w:instrText>
+      <w:instrText>PAGE</w:instrText>
     </w:r>
     <w:r>
       <w:fldChar w:fldCharType="separate"/>
@@ -2024,7 +1798,7 @@
       <w:fldChar w:fldCharType="begin"/>
     </w:r>
     <w:r>
-      <w:instrText xml:space="preserve">NUMPAGES</w:instrText>
+      <w:instrText>NUMPAGES</w:instrText>
     </w:r>
     <w:r>
       <w:fldChar w:fldCharType="separate"/>
